--- a/db/default_template.docx
+++ b/db/default_template.docx
@@ -300,7 +300,7 @@
                 <w:sz w:val="22"/>
                 <w:szCs w:val="22"/>
               </w:rPr>
-              <w:t>{{ d[‘qc’][‘target_median_depth’] }}</w:t>
+              <w:t>{{ target_median_depth }}</w:t>
             </w:r>
           </w:p>
         </w:tc>
